--- a/Science Books/Evolution/24 - Evolution, Analogy, Language and Culture - Hofstadter.docx
+++ b/Science Books/Evolution/24 - Evolution, Analogy, Language and Culture - Hofstadter.docx
@@ -48,31 +48,61 @@
         <w:jc w:val="center"/>
       </w:pPr>
       <w:r>
-        <w:t>A newborn brain does not arrive with a complete encyclopedia.</w:t>
-        <w:br/>
-        <w:br/>
-        <w:t>It learns.</w:t>
-        <w:br/>
-        <w:br/>
-        <w:t>It sees patterns.</w:t>
-        <w:br/>
-        <w:br/>
-        <w:t>It connects things.</w:t>
-        <w:br/>
-        <w:br/>
-        <w:t>It discovers that one sound predicts food, another predicts danger, and another means that somebody wants something.</w:t>
-        <w:br/>
-        <w:br/>
-        <w:t>Learning is essentially a hunt for useful regularities.</w:t>
-        <w:br/>
-        <w:br/>
-        <w:t>And one of the most powerful ways to recognize a new regularity is analogy.</w:t>
+        <w:t>A newborn brain does not arrive stocked with facts, like a tiny encyclopedia already written.</w:t>
+      </w:r>
+      <w:r>
+        <w:br/>
+        <w:br/>
+        <w:t>It has to learn almost everything from scratch.</w:t>
+      </w:r>
+      <w:r>
+        <w:br/>
+        <w:br/>
+        <w:t>It watches for patterns.</w:t>
+      </w:r>
+      <w:r>
+        <w:br/>
+        <w:br/>
+        <w:t>It connects one thing to another.</w:t>
+      </w:r>
+      <w:r>
+        <w:br/>
+        <w:br/>
+        <w:t>It discovers that one sound predicts food, another predicts danger, and another means somebody wants something.</w:t>
+      </w:r>
+      <w:r>
+        <w:br/>
+        <w:br/>
+        <w:t>Learning is really just a hunt for regularities, the repeating patterns that let you guess what happens next.</w:t>
+      </w:r>
+      <w:r>
+        <w:br/>
+        <w:br/>
+        <w:t xml:space="preserve">One of the most powerful tools for spotting a new regularity is </w:t>
+      </w:r>
+      <w:r>
+        <w:rPr>
+          <w:b/>
+        </w:rPr>
+        <w:t>analogy</w:t>
+      </w:r>
+      <w:r>
+        <w:t>.</w:t>
+      </w:r>
+      <w:r>
+        <w:br/>
+        <w:br/>
+        <w:t>Analogy just means noticing that one thing is like another.</w:t>
+      </w:r>
+      <w:r>
         <w:br/>
         <w:br/>
         <w:t>“That is like this.”</w:t>
-        <w:br/>
-        <w:br/>
-        <w:t>Those four words may be among the most important pieces of human intelligence.</w:t>
+      </w:r>
+      <w:r>
+        <w:br/>
+        <w:br/>
+        <w:t>Those four words may be one of the most important tools human intelligence ever built.</w:t>
       </w:r>
     </w:p>
     <w:p>
@@ -91,34 +121,52 @@
         <w:jc w:val="center"/>
       </w:pPr>
       <w:r>
-        <w:t>Suppose an animal encounters a strange predator.</w:t>
-        <w:br/>
-        <w:br/>
-        <w:t>It has never seen this exact predator before.</w:t>
-        <w:br/>
-        <w:br/>
-        <w:t>But perhaps it recognizes a familiar pattern.</w:t>
+        <w:t>Picture an animal meeting a strange predator for the first time.</w:t>
+      </w:r>
+      <w:r>
+        <w:br/>
+        <w:br/>
+        <w:t>It has never seen this exact creature before.</w:t>
+      </w:r>
+      <w:r>
+        <w:br/>
+        <w:br/>
+        <w:t>But maybe it recognizes a familiar pattern anyway.</w:t>
+      </w:r>
+      <w:r>
         <w:br/>
         <w:br/>
         <w:t>Large.</w:t>
+      </w:r>
+      <w:r>
         <w:br/>
         <w:br/>
         <w:t>Quiet.</w:t>
+      </w:r>
+      <w:r>
         <w:br/>
         <w:br/>
         <w:t>Moving toward me.</w:t>
-        <w:br/>
-        <w:br/>
-        <w:t>That resemblance may be enough to trigger a useful response.</w:t>
-        <w:br/>
-        <w:br/>
-        <w:t>The animal does not need to understand the predator's taxonomy.</w:t>
-        <w:br/>
-        <w:br/>
-        <w:t>It needs to recognize the structure of the situation.</w:t>
-        <w:br/>
-        <w:br/>
-        <w:t>Evolution therefore has a reason to favor brains that generalize from previous experience.</w:t>
+      </w:r>
+      <w:r>
+        <w:br/>
+        <w:br/>
+        <w:t>That resemblance alone might be enough to trigger a useful response: freeze, or run.</w:t>
+      </w:r>
+      <w:r>
+        <w:br/>
+        <w:br/>
+        <w:t>The animal does not need to know the predator's taxonomy, the formal filing system biologists use to sort species into groups.</w:t>
+      </w:r>
+      <w:r>
+        <w:br/>
+        <w:br/>
+        <w:t>It only needs to recognize the shape of the situation.</w:t>
+      </w:r>
+      <w:r>
+        <w:br/>
+        <w:br/>
+        <w:t>So evolution had a reason to favor brains that generalize from past experience to new danger.</w:t>
       </w:r>
     </w:p>
     <w:p>
@@ -137,28 +185,37 @@
         <w:jc w:val="center"/>
       </w:pPr>
       <w:r>
-        <w:t>Humans do not merely recognize that two situations are similar.</w:t>
+        <w:t>Humans do not just notice that two situations are similar.</w:t>
+      </w:r>
+      <w:r>
         <w:br/>
         <w:br/>
         <w:t>We can ask why they are similar.</w:t>
-        <w:br/>
-        <w:br/>
-        <w:t>We can extract an abstract pattern.</w:t>
-        <w:br/>
-        <w:br/>
-        <w:t>Then we can apply that pattern somewhere completely different.</w:t>
+      </w:r>
+      <w:r>
+        <w:br/>
+        <w:br/>
+        <w:t>We can pull out the abstract pattern underneath and carry it somewhere new.</w:t>
+      </w:r>
+      <w:r>
         <w:br/>
         <w:br/>
         <w:t>A child learns that pushing a ball makes it move.</w:t>
-        <w:br/>
-        <w:br/>
-        <w:t>Later the child understands that pushing a box also makes it move.</w:t>
-        <w:br/>
-        <w:br/>
-        <w:t>Eventually the adult learns about forces.</w:t>
-        <w:br/>
-        <w:br/>
-        <w:t>The same relational structure has migrated from one situation to another.</w:t>
+      </w:r>
+      <w:r>
+        <w:br/>
+        <w:br/>
+        <w:t>Later the child notices that pushing a box also makes it move.</w:t>
+      </w:r>
+      <w:r>
+        <w:br/>
+        <w:br/>
+        <w:t>Eventually the adult learns about forces, the invisible pushes and pulls that physics is built from.</w:t>
+      </w:r>
+      <w:r>
+        <w:br/>
+        <w:br/>
+        <w:t>The same relationship has migrated from one situation to a completely different one.</w:t>
       </w:r>
     </w:p>
     <w:p>
@@ -177,28 +234,44 @@
         <w:jc w:val="center"/>
       </w:pPr>
       <w:r>
-        <w:t>Language lets us share analogies.</w:t>
-        <w:br/>
-        <w:br/>
-        <w:t>I can say:</w:t>
-        <w:br/>
-        <w:br/>
-        <w:t>“Think of it like a river.”</w:t>
-        <w:br/>
-        <w:br/>
-        <w:t>You now have a mental bridge I did not have to build inside your brain from scratch.</w:t>
-        <w:br/>
-        <w:br/>
-        <w:t>That is extraordinary.</w:t>
-        <w:br/>
-        <w:br/>
-        <w:t>One brain can transfer a structure into another brain using sound or marks.</w:t>
-        <w:br/>
-        <w:br/>
-        <w:t>Culture can therefore accumulate mental tools across generations.</w:t>
+        <w:t>Language lets us hand our analogies to someone else.</w:t>
+      </w:r>
+      <w:r>
+        <w:br/>
+        <w:br/>
+        <w:t>Suppose I say: “Think of it like a river.”</w:t>
+      </w:r>
+      <w:r>
+        <w:br/>
+        <w:br/>
+        <w:t>You now have a mental bridge in your head that I built for you.</w:t>
+      </w:r>
+      <w:r>
+        <w:br/>
+        <w:br/>
+        <w:t>You did not have to construct it yourself, from scratch.</w:t>
+      </w:r>
+      <w:r>
+        <w:br/>
+        <w:br/>
+        <w:t>That is a small miracle.</w:t>
+      </w:r>
+      <w:r>
+        <w:br/>
+        <w:br/>
+        <w:t>One brain can transfer a whole structure into another brain, using nothing but sound or marks on a page.</w:t>
+      </w:r>
+      <w:r>
+        <w:br/>
+        <w:br/>
+        <w:t>Because of that, culture can pile up mental tools across generations instead of everyone starting over.</w:t>
+      </w:r>
+      <w:r>
         <w:br/>
         <w:br/>
         <w:t>Biology gives us the brain.</w:t>
+      </w:r>
+      <w:r>
         <w:br/>
         <w:br/>
         <w:t>Language lets brains cooperate.</w:t>
@@ -220,28 +293,42 @@
         <w:jc w:val="center"/>
       </w:pPr>
       <w:r>
-        <w:t>Genes transmit information through reproduction.</w:t>
-        <w:br/>
-        <w:br/>
-        <w:t>Culture transmits information through imitation, teaching, language, and social learning.</w:t>
-        <w:br/>
-        <w:br/>
-        <w:t>The two systems are very different.</w:t>
-        <w:br/>
-        <w:br/>
-        <w:t>But they interact.</w:t>
-        <w:br/>
-        <w:br/>
-        <w:t>Genetic evolution builds brains capable of learning.</w:t>
-        <w:br/>
-        <w:br/>
-        <w:t>Culture fills those brains with information.</w:t>
-        <w:br/>
-        <w:br/>
-        <w:t>Culture then changes the environment in which genes are selected.</w:t>
-        <w:br/>
-        <w:br/>
-        <w:t>This is a feedback loop between biological and cultural evolution.</w:t>
+        <w:t>Genes carry information from parent to child through reproduction.</w:t>
+      </w:r>
+      <w:r>
+        <w:br/>
+        <w:br/>
+        <w:t>Culture carries information through imitation, teaching, language, and everyday social learning.</w:t>
+      </w:r>
+      <w:r>
+        <w:br/>
+        <w:br/>
+        <w:t>Those are two very different delivery systems.</w:t>
+      </w:r>
+      <w:r>
+        <w:br/>
+        <w:br/>
+        <w:t>But they lean on each other.</w:t>
+      </w:r>
+      <w:r>
+        <w:br/>
+        <w:br/>
+        <w:t>Genetic evolution builds brains that are capable of learning in the first place.</w:t>
+      </w:r>
+      <w:r>
+        <w:br/>
+        <w:br/>
+        <w:t>Culture then fills those brains with content.</w:t>
+      </w:r>
+      <w:r>
+        <w:br/>
+        <w:br/>
+        <w:t>Culture also reshapes the environment that genes get selected in.</w:t>
+      </w:r>
+      <w:r>
+        <w:br/>
+        <w:br/>
+        <w:t>That is a feedback loop: biology and culture keep pushing back on each other.</w:t>
       </w:r>
     </w:p>
     <w:p>
@@ -260,28 +347,42 @@
         <w:jc w:val="center"/>
       </w:pPr>
       <w:r>
-        <w:t>Genetic evolution is slow.</w:t>
+        <w:t>Genetic evolution is slow, measured in generations.</w:t>
+      </w:r>
+      <w:r>
         <w:br/>
         <w:br/>
         <w:t>Cultural evolution can be astonishingly fast.</w:t>
+      </w:r>
+      <w:r>
         <w:br/>
         <w:br/>
         <w:t>A useful idea can spread across a population in days.</w:t>
-        <w:br/>
-        <w:br/>
-        <w:t>A new word can become common in years.</w:t>
-        <w:br/>
-        <w:br/>
-        <w:t>A technology can transform society in a generation.</w:t>
+      </w:r>
+      <w:r>
+        <w:br/>
+        <w:br/>
+        <w:t>A new word can become common in a few years.</w:t>
+      </w:r>
+      <w:r>
+        <w:br/>
+        <w:br/>
+        <w:t>A technology can transform a whole society within one generation.</w:t>
+      </w:r>
+      <w:r>
         <w:br/>
         <w:br/>
         <w:t>The information is no longer traveling only through DNA.</w:t>
-        <w:br/>
-        <w:br/>
-        <w:t>It is traveling through brains and social networks.</w:t>
-        <w:br/>
-        <w:br/>
-        <w:t>Evolution has acquired a second transmission system.</w:t>
+      </w:r>
+      <w:r>
+        <w:br/>
+        <w:br/>
+        <w:t>It is traveling through brains, conversations, and social networks instead.</w:t>
+      </w:r>
+      <w:r>
+        <w:br/>
+        <w:br/>
+        <w:t>Evolution effectively gained a second delivery system, running on top of the first.</w:t>
       </w:r>
     </w:p>
     <w:p>
@@ -300,31 +401,47 @@
         <w:jc w:val="center"/>
       </w:pPr>
       <w:r>
-        <w:t>Stories are information packages with hooks.</w:t>
+        <w:t>Stories are information wrapped in a hook that makes it easy to remember.</w:t>
+      </w:r>
+      <w:r>
         <w:br/>
         <w:br/>
         <w:t>A character wants something.</w:t>
+      </w:r>
+      <w:r>
         <w:br/>
         <w:br/>
         <w:t>Something goes wrong.</w:t>
+      </w:r>
+      <w:r>
         <w:br/>
         <w:br/>
         <w:t>The character changes.</w:t>
-        <w:br/>
-        <w:br/>
-        <w:t>The pattern is easy to remember because it is structured.</w:t>
-        <w:br/>
-        <w:br/>
-        <w:t>Humans are remarkably good at remembering structured information.</w:t>
-        <w:br/>
-        <w:br/>
-        <w:t>That may be one reason stories became such a powerful cultural technology.</w:t>
-        <w:br/>
-        <w:br/>
-        <w:t>A story is not merely entertainment.</w:t>
-        <w:br/>
-        <w:br/>
-        <w:t>It can be a compact package for transmitting behavior, social rules, warnings, and strategies.</w:t>
+      </w:r>
+      <w:r>
+        <w:br/>
+        <w:br/>
+        <w:t>That shape is easy to hold onto because it is structured, not just a pile of facts.</w:t>
+      </w:r>
+      <w:r>
+        <w:br/>
+        <w:br/>
+        <w:t>Humans are unusually good at remembering things that come in a structure like this.</w:t>
+      </w:r>
+      <w:r>
+        <w:br/>
+        <w:br/>
+        <w:t>That may be one reason stories became such a powerful cultural tool.</w:t>
+      </w:r>
+      <w:r>
+        <w:br/>
+        <w:br/>
+        <w:t>A story is not only entertainment.</w:t>
+      </w:r>
+      <w:r>
+        <w:br/>
+        <w:br/>
+        <w:t>It can be a compact package for smuggling behavior, social rules, warnings, and strategies into somebody else's head.</w:t>
       </w:r>
     </w:p>
     <w:p>
@@ -343,37 +460,57 @@
         <w:jc w:val="center"/>
       </w:pPr>
       <w:r>
-        <w:t>When information moves between minds, it is rarely copied perfectly.</w:t>
+        <w:t>When information moves from one mind to another, it is rarely copied perfectly.</w:t>
+      </w:r>
+      <w:r>
         <w:br/>
         <w:br/>
         <w:t>Someone tells a story.</w:t>
-        <w:br/>
-        <w:br/>
-        <w:t>Another person remembers it.</w:t>
-        <w:br/>
-        <w:br/>
-        <w:t>Another retells it.</w:t>
-        <w:br/>
-        <w:br/>
-        <w:t>Details change.</w:t>
-        <w:br/>
-        <w:br/>
-        <w:t>Important patterns survive.</w:t>
-        <w:br/>
-        <w:br/>
-        <w:t>Other details disappear.</w:t>
-        <w:br/>
-        <w:br/>
-        <w:t>That sounds remarkably like evolution.</w:t>
+      </w:r>
+      <w:r>
+        <w:br/>
+        <w:br/>
+        <w:t>Another person remembers a version of it.</w:t>
+      </w:r>
+      <w:r>
+        <w:br/>
+        <w:br/>
+        <w:t>That person retells it, a little differently.</w:t>
+      </w:r>
+      <w:r>
+        <w:br/>
+        <w:br/>
+        <w:t>Details drift.</w:t>
+      </w:r>
+      <w:r>
+        <w:br/>
+        <w:br/>
+        <w:t>The important pattern usually survives.</w:t>
+      </w:r>
+      <w:r>
+        <w:br/>
+        <w:br/>
+        <w:t>Smaller details often disappear.</w:t>
+      </w:r>
+      <w:r>
+        <w:br/>
+        <w:br/>
+        <w:t>That should sound familiar: it works remarkably like evolution.</w:t>
+      </w:r>
+      <w:r>
         <w:br/>
         <w:br/>
         <w:t>Variation appears.</w:t>
+      </w:r>
+      <w:r>
         <w:br/>
         <w:br/>
         <w:t>Some versions spread better than others.</w:t>
-        <w:br/>
-        <w:br/>
-        <w:t>The information population changes over time.</w:t>
+      </w:r>
+      <w:r>
+        <w:br/>
+        <w:br/>
+        <w:t>The population of stories, ideas, and phrases changes over time, the same way a population of animals does.</w:t>
       </w:r>
     </w:p>
     <w:p>
@@ -393,21 +530,31 @@
       </w:pPr>
       <w:r>
         <w:t>Once culture exists, people are no longer adapting only to climate, predators, and food.</w:t>
-        <w:br/>
-        <w:br/>
-        <w:t>They are adapting to other people's ideas.</w:t>
-        <w:br/>
-        <w:br/>
-        <w:t>A person who can learn a language has an advantage in a language-speaking society.</w:t>
-        <w:br/>
-        <w:br/>
-        <w:t>A person who can read gains access to accumulated cultural information.</w:t>
-        <w:br/>
-        <w:br/>
-        <w:t>A person who understands social norms can navigate a group more effectively.</w:t>
-        <w:br/>
-        <w:br/>
-        <w:t>Culture changes the environment in which minds operate.</w:t>
+      </w:r>
+      <w:r>
+        <w:br/>
+        <w:br/>
+        <w:t>They are also adapting to other people's ideas.</w:t>
+      </w:r>
+      <w:r>
+        <w:br/>
+        <w:br/>
+        <w:t>Someone who can learn the local language has an advantage in a language-speaking society.</w:t>
+      </w:r>
+      <w:r>
+        <w:br/>
+        <w:br/>
+        <w:t>Someone who can read gets access to everything a culture has already written down.</w:t>
+      </w:r>
+      <w:r>
+        <w:br/>
+        <w:br/>
+        <w:t>Someone who understands the group's unwritten rules can navigate it more smoothly.</w:t>
+      </w:r>
+      <w:r>
+        <w:br/>
+        <w:br/>
+        <w:t>Culture changes the very environment that minds have to survive in.</w:t>
       </w:r>
     </w:p>
     <w:p>
@@ -426,28 +573,56 @@
         <w:jc w:val="center"/>
       </w:pPr>
       <w:r>
-        <w:t>Imagine discovering every useful idea independently.</w:t>
-        <w:br/>
-        <w:br/>
-        <w:t>Progress would be painfully slow.</w:t>
-        <w:br/>
-        <w:br/>
-        <w:t>Analogy changes the game.</w:t>
-        <w:br/>
-        <w:br/>
-        <w:t>A tool used for one purpose can inspire another tool.</w:t>
-        <w:br/>
-        <w:br/>
-        <w:t>A mathematical pattern can inspire a physical theory.</w:t>
+        <w:t>Imagine having to discover every useful idea completely on your own, with no help from anyone else's discoveries.</w:t>
+      </w:r>
+      <w:r>
+        <w:br/>
+        <w:br/>
+        <w:t>Progress would crawl.</w:t>
+      </w:r>
+      <w:r>
+        <w:br/>
+        <w:br/>
+        <w:t>Analogy changes that.</w:t>
+      </w:r>
+      <w:r>
+        <w:br/>
+        <w:br/>
+        <w:t>A tool built for one job can inspire a different tool.</w:t>
+      </w:r>
+      <w:r>
+        <w:br/>
+        <w:br/>
+        <w:t>A pattern from mathematics can inspire a theory in physics.</w:t>
+      </w:r>
+      <w:r>
         <w:br/>
         <w:br/>
         <w:t>A physical idea can inspire an engineering design.</w:t>
-        <w:br/>
-        <w:br/>
-        <w:t>A story structure can inspire another story.</w:t>
-        <w:br/>
-        <w:br/>
-        <w:t>Human culture becomes cumulative because old patterns can be reused in new contexts.</w:t>
+      </w:r>
+      <w:r>
+        <w:br/>
+        <w:br/>
+        <w:t>One story's shape can inspire another story.</w:t>
+      </w:r>
+      <w:r>
+        <w:br/>
+        <w:br/>
+        <w:t xml:space="preserve">Human culture becomes </w:t>
+      </w:r>
+      <w:r>
+        <w:rPr>
+          <w:b/>
+        </w:rPr>
+        <w:t>cumulative</w:t>
+      </w:r>
+      <w:r>
+        <w:t>.</w:t>
+      </w:r>
+      <w:r>
+        <w:br/>
+        <w:br/>
+        <w:t>That means new discoveries stack on top of old ones, because old patterns keep getting reused in new places.</w:t>
       </w:r>
     </w:p>
     <w:p>
@@ -466,19 +641,51 @@
         <w:jc w:val="center"/>
       </w:pPr>
       <w:r>
-        <w:t>Hofstadter's *Fluid Concepts and Creative Analogies* explores how computational models can help us understand aspects of human creativity and categorization.</w:t>
-        <w:br/>
-        <w:br/>
-        <w:t>The evolutionary question is fascinating.</w:t>
-        <w:br/>
-        <w:br/>
-        <w:t>If creativity is partly the ability to reorganize old patterns into new ones, then evolution may have favored brains with unusually flexible pattern systems.</w:t>
+        <w:t>Douglas Hofstadter spent his career asking how minds spot patterns and build analogies.</w:t>
+      </w:r>
+      <w:r>
+        <w:br/>
+        <w:br/>
+        <w:t xml:space="preserve">He wrote a book called </w:t>
+      </w:r>
+      <w:r>
+        <w:rPr>
+          <w:i/>
+        </w:rPr>
+        <w:t>Fluid Concepts and Creative Analogies</w:t>
+      </w:r>
+      <w:r>
+        <w:t>.</w:t>
+      </w:r>
+      <w:r>
+        <w:br/>
+        <w:br/>
+        <w:t>It explores how computer models can help explain human creativity and how we sort things into categories.</w:t>
+      </w:r>
+      <w:r>
+        <w:br/>
+        <w:br/>
+        <w:t>Here is the evolutionary question buried inside that.</w:t>
+      </w:r>
+      <w:r>
+        <w:br/>
+        <w:br/>
+        <w:t>What if creativity is really just the skill of rearranging old patterns into new ones?</w:t>
+      </w:r>
+      <w:r>
+        <w:br/>
+        <w:br/>
+        <w:t>If so, evolution may have favored brains with unusually flexible pattern-matching machinery.</w:t>
+      </w:r>
+      <w:r>
         <w:br/>
         <w:br/>
         <w:t>The brain does not need to invent from nothing.</w:t>
-        <w:br/>
-        <w:br/>
-        <w:t>It needs to recombine.</w:t>
+      </w:r>
+      <w:r>
+        <w:br/>
+        <w:br/>
+        <w:t>It only needs to recombine what it already has.</w:t>
       </w:r>
     </w:p>
     <w:p>
@@ -497,43 +704,72 @@
         <w:jc w:val="center"/>
       </w:pPr>
       <w:r>
-        <w:t>Biological evolution changes populations over generations.</w:t>
-        <w:br/>
-        <w:br/>
-        <w:t>A creative brain can change its internal ideas in seconds.</w:t>
+        <w:t>Biological evolution changes populations across generations, which can take years or centuries.</w:t>
+      </w:r>
+      <w:r>
+        <w:br/>
+        <w:br/>
+        <w:t>A creative brain can change its own ideas in seconds.</w:t>
+      </w:r>
+      <w:r>
         <w:br/>
         <w:br/>
         <w:t>Try a combination.</w:t>
+      </w:r>
+      <w:r>
         <w:br/>
         <w:br/>
         <w:t>Reject it.</w:t>
+      </w:r>
+      <w:r>
         <w:br/>
         <w:br/>
         <w:t>Try another.</w:t>
+      </w:r>
+      <w:r>
         <w:br/>
         <w:br/>
         <w:t>Notice a pattern.</w:t>
+      </w:r>
+      <w:r>
         <w:br/>
         <w:br/>
         <w:t>Modify it.</w:t>
-        <w:br/>
-        <w:br/>
-        <w:t>The search process looks surprisingly evolutionary.</w:t>
+      </w:r>
+      <w:r>
+        <w:br/>
+        <w:br/>
+        <w:t>That search process looks a lot like evolution in miniature.</w:t>
+      </w:r>
+      <w:r>
         <w:br/>
         <w:br/>
         <w:t>Variation.</w:t>
+      </w:r>
+      <w:r>
         <w:br/>
         <w:br/>
         <w:t>Selection.</w:t>
+      </w:r>
+      <w:r>
         <w:br/>
         <w:br/>
         <w:t>Retention.</w:t>
+      </w:r>
+      <w:r>
         <w:br/>
         <w:br/>
         <w:t>Repeat.</w:t>
-        <w:br/>
-        <w:br/>
-        <w:t>The difference is that the creative system can run many “generations” inside one lifetime.</w:t>
+      </w:r>
+      <w:r>
+        <w:br/>
+        <w:br/>
+        <w:t>The difference is that a creative brain can run many of these tiny “generations” inside one lifetime.</w:t>
+      </w:r>
+      <w:r>
+        <w:br/>
+        <w:br/>
+        <w:t>It never has to wait for a new generation to be born.</w:t>
       </w:r>
     </w:p>
     <w:p>
@@ -552,28 +788,47 @@
         <w:jc w:val="center"/>
       </w:pPr>
       <w:r>
-        <w:t>Once an organism can imagine possibilities, it does not have to test every possibility in the outside world.</w:t>
-        <w:br/>
-        <w:br/>
-        <w:t>It can simulate some possibilities internally.</w:t>
+        <w:t>Once an animal can imagine possibilities, it does not have to test every one of them out in the real world.</w:t>
+      </w:r>
+      <w:r>
+        <w:br/>
+        <w:br/>
+        <w:t>It can run some of them internally first, like a rehearsal.</w:t>
+      </w:r>
+      <w:r>
         <w:br/>
         <w:br/>
         <w:t>What if I go left?</w:t>
+      </w:r>
+      <w:r>
         <w:br/>
         <w:br/>
         <w:t>What if I say this?</w:t>
+      </w:r>
+      <w:r>
         <w:br/>
         <w:br/>
         <w:t>What if the bridge collapses?</w:t>
+      </w:r>
+      <w:r>
         <w:br/>
         <w:br/>
         <w:t>What if I use this tool differently?</w:t>
+      </w:r>
+      <w:r>
         <w:br/>
         <w:br/>
         <w:t>Mental simulation lets evolution move some trial and error inside the organism.</w:t>
-        <w:br/>
-        <w:br/>
-        <w:t>That can be enormously valuable.</w:t>
+      </w:r>
+      <w:r>
+        <w:br/>
+        <w:br/>
+        <w:t>A wrong guess there costs nothing but a little time.</w:t>
+      </w:r>
+      <w:r>
+        <w:br/>
+        <w:br/>
+        <w:t>That turns out to be enormously valuable.</w:t>
       </w:r>
     </w:p>
     <w:p>
@@ -592,31 +847,52 @@
         <w:jc w:val="center"/>
       </w:pPr>
       <w:r>
-        <w:t>A social animal benefits from predicting other individuals.</w:t>
+        <w:t>A social animal benefits from being able to predict other individuals.</w:t>
+      </w:r>
+      <w:r>
         <w:br/>
         <w:br/>
         <w:t>What does she know?</w:t>
+      </w:r>
+      <w:r>
         <w:br/>
         <w:br/>
         <w:t>What does he want?</w:t>
+      </w:r>
+      <w:r>
         <w:br/>
         <w:br/>
         <w:t>Does he believe me?</w:t>
+      </w:r>
+      <w:r>
         <w:br/>
         <w:br/>
         <w:t>Does she know that I know?</w:t>
+      </w:r>
+      <w:r>
         <w:br/>
         <w:br/>
         <w:t>Does he know that she knows that I know?</w:t>
+      </w:r>
+      <w:r>
         <w:br/>
         <w:br/>
         <w:t>At this point the brain has become a social recursion engine.</w:t>
+      </w:r>
+      <w:r>
+        <w:br/>
+        <w:br/>
+        <w:t>It is a machine that keeps looping back to model minds modeling other minds.</w:t>
+      </w:r>
+      <w:r>
         <w:br/>
         <w:br/>
         <w:t>No wonder humans sometimes seem confused.</w:t>
-        <w:br/>
-        <w:br/>
-        <w:t>We are running too many nested simulations.</w:t>
+      </w:r>
+      <w:r>
+        <w:br/>
+        <w:br/>
+        <w:t>We are running too many of these nested guesses at once.</w:t>
       </w:r>
     </w:p>
     <w:p>
@@ -635,31 +911,47 @@
         <w:jc w:val="center"/>
       </w:pPr>
       <w:r>
-        <w:t>Hofstadter's fascination with recursion applies beautifully to social evolution.</w:t>
+        <w:t>Hofstadter's fascination with loops that fold back on themselves applies just as well to social life.</w:t>
+      </w:r>
+      <w:r>
         <w:br/>
         <w:br/>
         <w:t>We respond to what others do.</w:t>
+      </w:r>
+      <w:r>
         <w:br/>
         <w:br/>
         <w:t>They respond to what they think we will do.</w:t>
-        <w:br/>
-        <w:br/>
-        <w:t>We respond to their expectations.</w:t>
+      </w:r>
+      <w:r>
+        <w:br/>
+        <w:br/>
+        <w:t>We respond to their expectations of us.</w:t>
+      </w:r>
+      <w:r>
         <w:br/>
         <w:br/>
         <w:t>They respond to our response.</w:t>
-        <w:br/>
-        <w:br/>
-        <w:t>Reputation emerges.</w:t>
+      </w:r>
+      <w:r>
+        <w:br/>
+        <w:br/>
+        <w:t>Out of all that back-and-forth, reputation emerges.</w:t>
+      </w:r>
+      <w:r>
         <w:br/>
         <w:br/>
         <w:t>Norms emerge.</w:t>
+      </w:r>
+      <w:r>
         <w:br/>
         <w:br/>
         <w:t>Institutions emerge.</w:t>
-        <w:br/>
-        <w:br/>
-        <w:t>Culture becomes a giant feedback system made from many smaller feedback systems.</w:t>
+      </w:r>
+      <w:r>
+        <w:br/>
+        <w:br/>
+        <w:t>Culture becomes one giant feedback system built out of many smaller feedback systems, like gears turning inside other gears.</w:t>
       </w:r>
     </w:p>
     <w:p>
@@ -679,30 +971,53 @@
       </w:pPr>
       <w:r>
         <w:t>Humor often depends on a sudden change of interpretation.</w:t>
-        <w:br/>
-        <w:br/>
-        <w:t>You think the sentence means one thing.</w:t>
-        <w:br/>
-        <w:br/>
-        <w:t>Then the final word forces another interpretation.</w:t>
-        <w:br/>
-        <w:br/>
-        <w:t>The brain has to switch models.</w:t>
-        <w:br/>
-        <w:br/>
-        <w:t>That is a tiny cognitive shock.</w:t>
-        <w:br/>
-        <w:br/>
-        <w:t>From an evolutionary perspective, humor may exploit exactly the machinery that makes analogy and pattern recognition useful.</w:t>
-        <w:br/>
-        <w:br/>
-        <w:t>The brain predicts.</w:t>
-        <w:br/>
-        <w:br/>
-        <w:t>The joke violates the prediction.</w:t>
-        <w:br/>
-        <w:br/>
-        <w:t>Then the brain discovers the alternative pattern.</w:t>
+      </w:r>
+      <w:r>
+        <w:br/>
+        <w:br/>
+        <w:t>You think a sentence means one thing.</w:t>
+      </w:r>
+      <w:r>
+        <w:br/>
+        <w:br/>
+        <w:t>Then the last word forces you to read it a completely different way.</w:t>
+      </w:r>
+      <w:r>
+        <w:br/>
+        <w:br/>
+        <w:t>Your brain has to switch models in an instant.</w:t>
+      </w:r>
+      <w:r>
+        <w:br/>
+        <w:br/>
+        <w:t>That little jolt is a tiny cognitive shock.</w:t>
+      </w:r>
+      <w:r>
+        <w:br/>
+        <w:br/>
+        <w:t>From an evolutionary angle, humor may hijack that same machinery.</w:t>
+      </w:r>
+      <w:r>
+        <w:br/>
+        <w:br/>
+        <w:t>It is the same machinery that makes analogy and pattern recognition useful in the first place.</w:t>
+      </w:r>
+      <w:r>
+        <w:br/>
+        <w:br/>
+        <w:t>The brain predicts what comes next.</w:t>
+      </w:r>
+      <w:r>
+        <w:br/>
+        <w:br/>
+        <w:t>The joke violates that prediction on purpose.</w:t>
+      </w:r>
+      <w:r>
+        <w:br/>
+        <w:br/>
+        <w:t>Then the brain finds the alternative pattern hiding underneath.</w:t>
+      </w:r>
+      <w:r>
         <w:br/>
         <w:br/>
         <w:t>And, if all goes well, you laugh instead of filing a complaint.</w:t>
@@ -725,33 +1040,70 @@
       </w:pPr>
       <w:r>
         <w:t>Words can reproduce.</w:t>
+      </w:r>
+      <w:r>
         <w:br/>
         <w:br/>
         <w:t>Not biologically.</w:t>
+      </w:r>
+      <w:r>
         <w:br/>
         <w:br/>
         <w:t>Culturally.</w:t>
-        <w:br/>
-        <w:br/>
-        <w:t>A memorable phrase gets repeated.</w:t>
+      </w:r>
+      <w:r>
+        <w:br/>
+        <w:br/>
+        <w:t xml:space="preserve">A </w:t>
+      </w:r>
+      <w:r>
+        <w:rPr>
+          <w:b/>
+        </w:rPr>
+        <w:t>replicator</w:t>
+      </w:r>
+      <w:r>
+        <w:t xml:space="preserve"> is simply something that makes copies of itself.</w:t>
+      </w:r>
+      <w:r>
+        <w:br/>
+        <w:br/>
+        <w:t>A memorable phrase qualifies for that job just as much as a gene does.</w:t>
+      </w:r>
+      <w:r>
         <w:br/>
         <w:br/>
         <w:t>A useful word spreads.</w:t>
-        <w:br/>
-        <w:br/>
-        <w:t>A catchy story survives.</w:t>
-        <w:br/>
-        <w:br/>
-        <w:t>A bad rumor can also spread.</w:t>
-        <w:br/>
-        <w:br/>
-        <w:t>Culture therefore contains selection pressures.</w:t>
-        <w:br/>
-        <w:br/>
-        <w:t>Information that is memorable, useful, emotionally powerful, or socially rewarded may reproduce more successfully than information that is accurate but boring.</w:t>
-        <w:br/>
-        <w:br/>
-        <w:t>Evolution is not morally obligated to optimize for truth.</w:t>
+      </w:r>
+      <w:r>
+        <w:br/>
+        <w:br/>
+        <w:t>A catchy story survives retelling after retelling.</w:t>
+      </w:r>
+      <w:r>
+        <w:br/>
+        <w:br/>
+        <w:t>Unfortunately, a bad rumor can spread by exactly the same route.</w:t>
+      </w:r>
+      <w:r>
+        <w:br/>
+        <w:br/>
+        <w:t>Culture therefore contains its own selection pressures.</w:t>
+      </w:r>
+      <w:r>
+        <w:br/>
+        <w:br/>
+        <w:t>Those are the conditions that decide which ideas get repeated and which get forgotten.</w:t>
+      </w:r>
+      <w:r>
+        <w:br/>
+        <w:br/>
+        <w:t>Information that is memorable, useful, emotionally charged, or socially rewarded may reproduce more successfully than information that is merely accurate.</w:t>
+      </w:r>
+      <w:r>
+        <w:br/>
+        <w:br/>
+        <w:t>Evolution, cultural or biological, is not under any obligation to optimize for truth.</w:t>
       </w:r>
     </w:p>
     <w:p>
@@ -770,31 +1122,47 @@
         <w:jc w:val="center"/>
       </w:pPr>
       <w:r>
-        <w:t>A successful idea is not necessarily a true idea.</w:t>
-        <w:br/>
-        <w:br/>
-        <w:t>It may simply be good at spreading.</w:t>
+        <w:t>A successful idea is not automatically a true idea.</w:t>
+      </w:r>
+      <w:r>
+        <w:br/>
+        <w:br/>
+        <w:t>It may simply be good at spreading, the way a catchy tune is good at getting stuck in your head.</w:t>
+      </w:r>
+      <w:r>
         <w:br/>
         <w:br/>
         <w:t>This matters enormously in human culture.</w:t>
+      </w:r>
+      <w:r>
         <w:br/>
         <w:br/>
         <w:t>A false belief can reproduce.</w:t>
+      </w:r>
+      <w:r>
         <w:br/>
         <w:br/>
         <w:t>A useful belief can reproduce.</w:t>
+      </w:r>
+      <w:r>
         <w:br/>
         <w:br/>
         <w:t>A beautiful theory can reproduce.</w:t>
+      </w:r>
+      <w:r>
         <w:br/>
         <w:br/>
         <w:t>A terrible rumor can reproduce.</w:t>
-        <w:br/>
-        <w:br/>
-        <w:t>Cultural evolution selects for transmission.</w:t>
-        <w:br/>
-        <w:br/>
-        <w:t>Truth has to be supplied by additional mechanisms: evidence, criticism, testing, and correction.</w:t>
+      </w:r>
+      <w:r>
+        <w:br/>
+        <w:br/>
+        <w:t>Cultural evolution selects for whatever transmits well, not for whatever happens to be correct.</w:t>
+      </w:r>
+      <w:r>
+        <w:br/>
+        <w:br/>
+        <w:t>Truth has to be supplied by something extra: evidence, criticism, testing, and correction.</w:t>
       </w:r>
     </w:p>
     <w:p>
@@ -813,34 +1181,52 @@
         <w:jc w:val="center"/>
       </w:pPr>
       <w:r>
-        <w:t>Science has a clever trick.</w:t>
-        <w:br/>
-        <w:br/>
-        <w:t>It allows ideas to compete.</w:t>
-        <w:br/>
-        <w:br/>
-        <w:t>But it also asks them to survive experiments.</w:t>
-        <w:br/>
-        <w:br/>
-        <w:t>A theory that predicts something successfully gains credibility.</w:t>
-        <w:br/>
-        <w:br/>
-        <w:t>A theory that repeatedly fails loses it.</w:t>
-        <w:br/>
-        <w:br/>
-        <w:t>Scientists criticize one another.</w:t>
+        <w:t>Science adds a clever trick on top of ordinary cultural evolution.</w:t>
+      </w:r>
+      <w:r>
+        <w:br/>
+        <w:br/>
+        <w:t>It lets ideas compete with each other.</w:t>
+      </w:r>
+      <w:r>
+        <w:br/>
+        <w:br/>
+        <w:t>But it also forces them to survive real experiments.</w:t>
+      </w:r>
+      <w:r>
+        <w:br/>
+        <w:br/>
+        <w:t>A theory that successfully predicts something gains credibility.</w:t>
+      </w:r>
+      <w:r>
+        <w:br/>
+        <w:br/>
+        <w:t>A theory that keeps failing loses it.</w:t>
+      </w:r>
+      <w:r>
+        <w:br/>
+        <w:br/>
+        <w:t>Scientists criticize one another's work, often bluntly.</w:t>
+      </w:r>
+      <w:r>
         <w:br/>
         <w:br/>
         <w:t>Experiments challenge claims.</w:t>
-        <w:br/>
-        <w:br/>
-        <w:t>Papers are replicated.</w:t>
-        <w:br/>
-        <w:br/>
-        <w:t>It is not perfect.</w:t>
-        <w:br/>
-        <w:br/>
-        <w:t>But it is an attempt to make cultural evolution reward contact with reality rather than merely popularity.</w:t>
+      </w:r>
+      <w:r>
+        <w:br/>
+        <w:br/>
+        <w:t>Results get checked again by other labs.</w:t>
+      </w:r>
+      <w:r>
+        <w:br/>
+        <w:br/>
+        <w:t>None of this is perfect.</w:t>
+      </w:r>
+      <w:r>
+        <w:br/>
+        <w:br/>
+        <w:t>But it is a serious attempt to make cultural evolution reward contact with reality, not just popularity.</w:t>
       </w:r>
     </w:p>
     <w:p>
@@ -859,28 +1245,61 @@
         <w:jc w:val="center"/>
       </w:pPr>
       <w:r>
-        <w:t>One brain can model itself.</w:t>
-        <w:br/>
-        <w:br/>
-        <w:t>A group can model itself.</w:t>
-        <w:br/>
-        <w:br/>
-        <w:t>A culture can develop ideas about what a culture is.</w:t>
+        <w:t>One brain can model itself, thinking about its own thoughts.</w:t>
+      </w:r>
+      <w:r>
+        <w:br/>
+        <w:br/>
+        <w:t>A group can model itself too, developing a sense of its own identity.</w:t>
+      </w:r>
+      <w:r>
+        <w:br/>
+        <w:br/>
+        <w:t>A culture can even develop ideas about what a culture is.</w:t>
+      </w:r>
+      <w:r>
         <w:br/>
         <w:br/>
         <w:t>Science can study science.</w:t>
-        <w:br/>
-        <w:br/>
-        <w:t>Psychology can study the human mind studying psychology.</w:t>
-        <w:br/>
-        <w:br/>
-        <w:t>Evolution can produce organisms that study evolution.</w:t>
-        <w:br/>
-        <w:br/>
-        <w:t>The loop is no longer inside one skull.</w:t>
-        <w:br/>
-        <w:br/>
-        <w:t>It has become cultural.</w:t>
+      </w:r>
+      <w:r>
+        <w:br/>
+        <w:br/>
+        <w:t>Psychology can study the human mind that is busy studying psychology.</w:t>
+      </w:r>
+      <w:r>
+        <w:br/>
+        <w:br/>
+        <w:t>Evolution can produce organisms that study evolution, which is exactly what you are doing by reading this sentence.</w:t>
+      </w:r>
+      <w:r>
+        <w:br/>
+        <w:br/>
+        <w:t xml:space="preserve">Hofstadter called this kind of self-watching loop a </w:t>
+      </w:r>
+      <w:r>
+        <w:rPr>
+          <w:b/>
+        </w:rPr>
+        <w:t>strange loop</w:t>
+      </w:r>
+      <w:r>
+        <w:t>.</w:t>
+      </w:r>
+      <w:r>
+        <w:br/>
+        <w:br/>
+        <w:t>A strange loop is a system that curves back around and ends up observing itself.</w:t>
+      </w:r>
+      <w:r>
+        <w:br/>
+        <w:br/>
+        <w:t>The loop is no longer trapped inside one skull.</w:t>
+      </w:r>
+      <w:r>
+        <w:br/>
+        <w:br/>
+        <w:t>It has become cultural, shared across millions of minds at once.</w:t>
       </w:r>
     </w:p>
     <w:p>
@@ -900,33 +1319,60 @@
       </w:pPr>
       <w:r>
         <w:t>Genes build brains.</w:t>
+      </w:r>
+      <w:r>
         <w:br/>
         <w:br/>
         <w:t>Brains create culture.</w:t>
+      </w:r>
+      <w:r>
         <w:br/>
         <w:br/>
         <w:t>Culture changes environments.</w:t>
-        <w:br/>
-        <w:br/>
-        <w:t>Environments change selection pressures.</w:t>
-        <w:br/>
-        <w:br/>
-        <w:t>Selection changes brains.</w:t>
-        <w:br/>
-        <w:br/>
-        <w:t>Brains create new culture.</w:t>
-        <w:br/>
-        <w:br/>
-        <w:t>The loop continues.</w:t>
-        <w:br/>
-        <w:br/>
-        <w:t>This is not a neat circle with an obvious beginning.</w:t>
-        <w:br/>
-        <w:br/>
-        <w:t>It is a coupled system.</w:t>
-        <w:br/>
-        <w:br/>
-        <w:t>Biological evolution and cultural evolution push on each other.</w:t>
+      </w:r>
+      <w:r>
+        <w:br/>
+        <w:br/>
+        <w:t>Environments change the selection pressures that genes face.</w:t>
+      </w:r>
+      <w:r>
+        <w:br/>
+        <w:br/>
+        <w:t>Selection changes brains again.</w:t>
+      </w:r>
+      <w:r>
+        <w:br/>
+        <w:br/>
+        <w:t>Brains create new culture in response.</w:t>
+      </w:r>
+      <w:r>
+        <w:br/>
+        <w:br/>
+        <w:t>The loop keeps going.</w:t>
+      </w:r>
+      <w:r>
+        <w:br/>
+        <w:br/>
+        <w:t>This is not a neat circle with an obvious starting point.</w:t>
+      </w:r>
+      <w:r>
+        <w:br/>
+        <w:br/>
+        <w:t xml:space="preserve">It is a </w:t>
+      </w:r>
+      <w:r>
+        <w:rPr>
+          <w:b/>
+        </w:rPr>
+        <w:t>feedback loop</w:t>
+      </w:r>
+      <w:r>
+        <w:t>, a system where each output loops back around to become part of the next input.</w:t>
+      </w:r>
+      <w:r>
+        <w:br/>
+        <w:br/>
+        <w:t>Biological evolution and cultural evolution keep pushing on each other, neither one ever fully in charge.</w:t>
       </w:r>
     </w:p>
     <w:p>
@@ -946,27 +1392,41 @@
       </w:pPr>
       <w:r>
         <w:t>Evolution did not plan language.</w:t>
+      </w:r>
+      <w:r>
         <w:br/>
         <w:br/>
         <w:t>It did not plan mathematics.</w:t>
+      </w:r>
+      <w:r>
         <w:br/>
         <w:br/>
         <w:t>It did not plan music.</w:t>
+      </w:r>
+      <w:r>
         <w:br/>
         <w:br/>
         <w:t>It did not plan novels.</w:t>
+      </w:r>
+      <w:r>
         <w:br/>
         <w:br/>
         <w:t>It certainly did not plan spreadsheets.</w:t>
-        <w:br/>
-        <w:br/>
-        <w:t>Yet once brains became capable of symbolic representation, these things became possible.</w:t>
-        <w:br/>
-        <w:br/>
-        <w:t>This is another lesson of emergence.</w:t>
-        <w:br/>
-        <w:br/>
-        <w:t>Evolution can build general-purpose machinery whose later uses go far beyond the original selection pressures that shaped it.</w:t>
+      </w:r>
+      <w:r>
+        <w:br/>
+        <w:br/>
+        <w:t>Yet once brains became capable of using symbols to stand for other things, all of that became possible anyway.</w:t>
+      </w:r>
+      <w:r>
+        <w:br/>
+        <w:br/>
+        <w:t>This is another lesson in emergence: simple pieces, combined, can produce abilities nobody designed on purpose.</w:t>
+      </w:r>
+      <w:r>
+        <w:br/>
+        <w:br/>
+        <w:t>Evolution can build general-purpose machinery whose later uses go far beyond whatever originally shaped it.</w:t>
       </w:r>
     </w:p>
     <w:p>
@@ -986,41 +1446,51 @@
       </w:pPr>
       <w:r>
         <w:t>A brain evolved to survive.</w:t>
-        <w:br/>
-        <w:br/>
-        <w:t>Then it learned to predict.</w:t>
-        <w:br/>
-        <w:br/>
-        <w:t>Prediction became imagination.</w:t>
-        <w:br/>
-        <w:br/>
-        <w:t>Imagination became language.</w:t>
-        <w:br/>
-        <w:br/>
-        <w:t>Language became culture.</w:t>
-        <w:br/>
-        <w:br/>
-        <w:t>Culture became cumulative.</w:t>
-        <w:br/>
-        <w:br/>
-        <w:t>Cumulative culture became science.</w:t>
-        <w:br/>
-        <w:br/>
-        <w:t>Science began studying evolution.</w:t>
-        <w:br/>
-        <w:br/>
-        <w:t>And evolution is now being explained by one of the organisms it produced.</w:t>
-        <w:br/>
-        <w:br/>
-        <w:t>That is a spectacularly long feedback loop.</w:t>
-        <w:br/>
-        <w:br/>
       </w:r>
       <w:r>
-        <w:rPr>
-          <w:b/>
-        </w:rPr>
-        <w:t>Evolution did not merely produce creatures that survive. It produced creatures that can inherit information, transform it, teach it, criticize it, and eventually ask what evolution was doing in the first place.</w:t>
+        <w:br/>
+        <w:br/>
+        <w:t>Then it learned to predict what happens next.</w:t>
+      </w:r>
+      <w:r>
+        <w:br/>
+        <w:br/>
+        <w:t>Prediction became imagination.</w:t>
+      </w:r>
+      <w:r>
+        <w:br/>
+        <w:br/>
+        <w:t>Imagination became language.</w:t>
+      </w:r>
+      <w:r>
+        <w:br/>
+        <w:br/>
+        <w:t>Language became culture.</w:t>
+      </w:r>
+      <w:r>
+        <w:br/>
+        <w:br/>
+        <w:t>Culture became cumulative, stacking discovery on discovery.</w:t>
+      </w:r>
+      <w:r>
+        <w:br/>
+        <w:br/>
+        <w:t>Cumulative culture became science.</w:t>
+      </w:r>
+      <w:r>
+        <w:br/>
+        <w:br/>
+        <w:t>Science began studying evolution itself.</w:t>
+      </w:r>
+      <w:r>
+        <w:br/>
+        <w:br/>
+        <w:t>And now evolution is being explained by one of the very organisms it produced: you.</w:t>
+      </w:r>
+      <w:r>
+        <w:br/>
+        <w:br/>
+        <w:t>That is a spectacularly long feedback loop.</w:t>
       </w:r>
     </w:p>
     <w:sectPr>
@@ -1465,12 +1935,12 @@
       <w:outlineLvl w:val="0"/>
     </w:pPr>
     <w:rPr>
-      <w:rFonts w:asciiTheme="majorHAnsi" w:eastAsiaTheme="majorEastAsia" w:hAnsiTheme="majorHAnsi" w:cstheme="majorBidi" w:ascii="Georgia" w:hAnsi="Georgia"/>
+      <w:rFonts w:ascii="Amazon Ember" w:hAnsi="Amazon Ember" w:cs="Amazon Ember"/>
       <w:b/>
       <w:bCs/>
-      <w:color w:val="365F91" w:themeColor="accent1" w:themeShade="BF"/>
-      <w:sz w:val="30"/>
-      <w:szCs w:val="28"/>
+      <w:color w:val="0000FF"/>
+      <w:sz w:val="36"/>
+      <w:szCs w:val="36"/>
     </w:rPr>
   </w:style>
   <w:style w:type="paragraph" w:styleId="Heading2">
@@ -1755,13 +2225,11 @@
       <w:jc w:val="center"/>
     </w:pPr>
     <w:rPr>
-      <w:rFonts w:asciiTheme="majorHAnsi" w:eastAsiaTheme="majorEastAsia" w:hAnsiTheme="majorHAnsi" w:cstheme="majorBidi" w:ascii="Georgia" w:hAnsi="Georgia"/>
+      <w:rFonts w:ascii="Amazon Ember" w:hAnsi="Amazon Ember" w:cs="Amazon Ember"/>
       <w:b/>
-      <w:color w:val="17365D" w:themeColor="text2" w:themeShade="BF"/>
-      <w:spacing w:val="5"/>
-      <w:kern w:val="28"/>
-      <w:sz w:val="40"/>
-      <w:szCs w:val="52"/>
+      <w:color w:val="0000FF"/>
+      <w:sz w:val="36"/>
+      <w:szCs w:val="36"/>
     </w:rPr>
   </w:style>
   <w:style w:type="character" w:customStyle="1" w:styleId="TitleChar">
